--- a/templates/QTECH_contratto_cococo.docx
+++ b/templates/QTECH_contratto_cococo.docx
@@ -75,7 +75,20 @@
         <w:rPr>
           <w:lang w:eastAsia="en-US"/>
         </w:rPr>
+        <w:t>{{</w:t>
+      </w:r>
+      <w:r>
+        <w:rPr>
+          <w:highlight w:val="yellow"/>
+          <w:lang w:eastAsia="en-US"/>
+        </w:rPr>
         <w:t>27/08/2026</w:t>
+      </w:r>
+      <w:r>
+        <w:rPr>
+          <w:lang w:eastAsia="en-US"/>
+        </w:rPr>
+        <w:t>}}</w:t>
       </w:r>
       <w:r>
         <w:rPr>
@@ -132,21 +145,7 @@
         <w:rPr>
           <w:lang w:eastAsia="en-US"/>
         </w:rPr>
-        <w:t xml:space="preserve">La società </w:t>
-      </w:r>
-      <w:proofErr w:type="spellStart"/>
-      <w:r>
-        <w:rPr>
-          <w:lang w:eastAsia="en-US"/>
-        </w:rPr>
-        <w:t>QTech</w:t>
-      </w:r>
-      <w:proofErr w:type="spellEnd"/>
-      <w:r>
-        <w:rPr>
-          <w:lang w:eastAsia="en-US"/>
-        </w:rPr>
-        <w:t xml:space="preserve"> s.r.l.</w:t>
+        <w:t>La società QTech s.r.l.</w:t>
       </w:r>
       <w:r>
         <w:rPr>
@@ -257,14 +256,29 @@
       </w:r>
       <w:r>
         <w:rPr>
+          <w:lang w:eastAsia="en-US"/>
+        </w:rPr>
+        <w:t>{{</w:t>
+      </w:r>
+      <w:r>
+        <w:rPr>
           <w:b/>
           <w:bCs/>
+          <w:highlight w:val="yellow"/>
           <w:lang w:eastAsia="en-US"/>
         </w:rPr>
         <w:t>Simone Caruso</w:t>
       </w:r>
       <w:r>
         <w:rPr>
+          <w:b/>
+          <w:bCs/>
+          <w:lang w:eastAsia="en-US"/>
+        </w:rPr>
+        <w:t>}}</w:t>
+      </w:r>
+      <w:r>
+        <w:rPr>
           <w:lang w:eastAsia="en-US"/>
         </w:rPr>
         <w:t xml:space="preserve">, nato a </w:t>
@@ -333,14 +347,7 @@
         <w:rPr>
           <w:lang w:eastAsia="en-US"/>
         </w:rPr>
-        <w:t xml:space="preserve"> ________________</w:t>
-      </w:r>
-      <w:proofErr w:type="gramStart"/>
-      <w:r>
-        <w:rPr>
-          <w:lang w:eastAsia="en-US"/>
-        </w:rPr>
-        <w:t>_</w:t>
+        <w:t xml:space="preserve"> _________________</w:t>
       </w:r>
       <w:r>
         <w:rPr>
@@ -348,7 +355,6 @@
         </w:rPr>
         <w:t>(</w:t>
       </w:r>
-      <w:proofErr w:type="gramEnd"/>
       <w:r>
         <w:rPr>
           <w:lang w:eastAsia="en-US"/>
@@ -590,22 +596,54 @@
         <w:rPr>
           <w:lang w:eastAsia="en-US"/>
         </w:rPr>
-        <w:t xml:space="preserve"> nell’attività di </w:t>
-      </w:r>
-      <w:r>
-        <w:rPr>
-          <w:lang w:eastAsia="en-US"/>
-        </w:rPr>
-        <w:t>Elettricista/</w:t>
-      </w:r>
-      <w:proofErr w:type="spellStart"/>
-      <w:r>
-        <w:rPr>
-          <w:lang w:eastAsia="en-US"/>
-        </w:rPr>
-        <w:t>Giustista</w:t>
-      </w:r>
-      <w:proofErr w:type="spellEnd"/>
+        <w:t xml:space="preserve"> </w:t>
+      </w:r>
+      <w:r>
+        <w:rPr>
+          <w:lang w:eastAsia="en-US"/>
+        </w:rPr>
+        <w:t>{{</w:t>
+      </w:r>
+      <w:r>
+        <w:rPr>
+          <w:highlight w:val="yellow"/>
+          <w:lang w:eastAsia="en-US"/>
+        </w:rPr>
+        <w:t>nell’attività di</w:t>
+      </w:r>
+      <w:r>
+        <w:rPr>
+          <w:lang w:eastAsia="en-US"/>
+        </w:rPr>
+        <w:t xml:space="preserve"> </w:t>
+      </w:r>
+      <w:r>
+        <w:rPr>
+          <w:highlight w:val="yellow"/>
+          <w:lang w:eastAsia="en-US"/>
+        </w:rPr>
+        <w:t>Elettricista/Giu</w:t>
+      </w:r>
+      <w:r>
+        <w:rPr>
+          <w:highlight w:val="yellow"/>
+          <w:lang w:eastAsia="en-US"/>
+        </w:rPr>
+        <w:t>n</w:t>
+      </w:r>
+      <w:r>
+        <w:rPr>
+          <w:highlight w:val="yellow"/>
+          <w:lang w:eastAsia="en-US"/>
+        </w:rPr>
+        <w:t>tista</w:t>
+      </w:r>
+      <w:r>
+        <w:rPr>
+          <w:lang w:eastAsia="en-US"/>
+        </w:rPr>
+        <w:t>}}</w:t>
+      </w:r>
       <w:r>
         <w:rPr>
           <w:lang w:eastAsia="en-US"/>
@@ -680,25 +718,47 @@
         <w:rPr>
           <w:lang w:eastAsia="en-US"/>
         </w:rPr>
+        <w:t>{{</w:t>
+      </w:r>
+      <w:r>
+        <w:rPr>
+          <w:highlight w:val="yellow"/>
+          <w:lang w:eastAsia="en-US"/>
+        </w:rPr>
         <w:t>14/09/2026</w:t>
       </w:r>
       <w:r>
         <w:rPr>
+          <w:highlight w:val="yellow"/>
           <w:lang w:eastAsia="en-US"/>
         </w:rPr>
         <w:t xml:space="preserve"> </w:t>
       </w:r>
       <w:r>
         <w:rPr>
+          <w:highlight w:val="yellow"/>
           <w:lang w:eastAsia="en-US"/>
         </w:rPr>
         <w:t xml:space="preserve">al </w:t>
       </w:r>
       <w:r>
         <w:rPr>
-          <w:lang w:eastAsia="en-US"/>
-        </w:rPr>
-        <w:t>31/08/2027.</w:t>
+          <w:highlight w:val="yellow"/>
+          <w:lang w:eastAsia="en-US"/>
+        </w:rPr>
+        <w:t>31/08/2027</w:t>
+      </w:r>
+      <w:r>
+        <w:rPr>
+          <w:lang w:eastAsia="en-US"/>
+        </w:rPr>
+        <w:t>}}</w:t>
+      </w:r>
+      <w:r>
+        <w:rPr>
+          <w:lang w:eastAsia="en-US"/>
+        </w:rPr>
+        <w:t>.</w:t>
       </w:r>
     </w:p>
     <w:p>
@@ -1050,8 +1110,15 @@
       </w:r>
       <w:r>
         <w:rPr>
+          <w:lang w:eastAsia="en-US"/>
+        </w:rPr>
+        <w:t>{{</w:t>
+      </w:r>
+      <w:r>
+        <w:rPr>
           <w:b/>
           <w:bCs/>
+          <w:highlight w:val="yellow"/>
           <w:lang w:eastAsia="en-US"/>
         </w:rPr>
         <w:t>€</w:t>
@@ -1060,6 +1127,7 @@
         <w:rPr>
           <w:b/>
           <w:bCs/>
+          <w:highlight w:val="yellow"/>
           <w:lang w:eastAsia="en-US"/>
         </w:rPr>
         <w:t xml:space="preserve"> 650,00</w:t>
@@ -1068,7 +1136,38 @@
         <w:rPr>
           <w:lang w:eastAsia="en-US"/>
         </w:rPr>
-        <w:t xml:space="preserve"> nette al mese.  </w:t>
+        <w:t xml:space="preserve">}} </w:t>
+      </w:r>
+      <w:r>
+        <w:rPr>
+          <w:lang w:eastAsia="en-US"/>
+        </w:rPr>
+        <w:t>nette al mese</w:t>
+      </w:r>
+      <w:r>
+        <w:rPr>
+          <w:lang w:eastAsia="en-US"/>
+        </w:rPr>
+        <w:t xml:space="preserve"> {{</w:t>
+      </w:r>
+      <w:r>
+        <w:rPr>
+          <w:highlight w:val="yellow"/>
+          <w:lang w:eastAsia="en-US"/>
+        </w:rPr>
+        <w:t>+</w:t>
+      </w:r>
+      <w:r>
+        <w:rPr>
+          <w:lang w:eastAsia="en-US"/>
+        </w:rPr>
+        <w:t>}}</w:t>
+      </w:r>
+      <w:r>
+        <w:rPr>
+          <w:lang w:eastAsia="en-US"/>
+        </w:rPr>
+        <w:t xml:space="preserve">  </w:t>
       </w:r>
     </w:p>
     <w:p>
@@ -1132,6 +1231,7 @@
         </w:rPr>
       </w:pPr>
       <w:r>
+        <w:lastRenderedPageBreak/>
         <w:t>Il Collaboratore in occasione del suo matrimonio, ha diritto ad un periodo d’assenza di 15 (quindici) giorni non retribuiti.</w:t>
       </w:r>
       <w:r>
@@ -1258,21 +1358,7 @@
           <w:lang w:eastAsia="en-US"/>
         </w:rPr>
         <w:softHyphen/>
-        <w:t xml:space="preserve">za sul lavoro, con particolare riferimento agli adempimenti previsti dall’art. 7 del </w:t>
-      </w:r>
-      <w:proofErr w:type="spellStart"/>
-      <w:r>
-        <w:rPr>
-          <w:lang w:eastAsia="en-US"/>
-        </w:rPr>
-        <w:t>D.Lgs.</w:t>
-      </w:r>
-      <w:proofErr w:type="spellEnd"/>
-      <w:r>
-        <w:rPr>
-          <w:lang w:eastAsia="en-US"/>
-        </w:rPr>
-        <w:t xml:space="preserve"> n. 81 del 2008 e successive modifiche ed integrazioni.</w:t>
+        <w:t>za sul lavoro, con particolare riferimento agli adempimenti previsti dall’art. 7 del D.Lgs. n. 81 del 2008 e successive modifiche ed integrazioni.</w:t>
       </w:r>
     </w:p>
     <w:p>
@@ -1336,21 +1422,7 @@
         <w:rPr>
           <w:lang w:eastAsia="en-US"/>
         </w:rPr>
-        <w:t xml:space="preserve">Il Collaboratore si impegna a concedere, con separato atto scritto, il suo consenso per il trattamento dei dati personali di cui al </w:t>
-      </w:r>
-      <w:proofErr w:type="spellStart"/>
-      <w:r>
-        <w:rPr>
-          <w:lang w:eastAsia="en-US"/>
-        </w:rPr>
-        <w:t>D.Lgs.</w:t>
-      </w:r>
-      <w:proofErr w:type="spellEnd"/>
-      <w:r>
-        <w:rPr>
-          <w:lang w:eastAsia="en-US"/>
-        </w:rPr>
-        <w:t xml:space="preserve"> n. 196/2003.</w:t>
+        <w:t>Il Collaboratore si impegna a concedere, con separato atto scritto, il suo consenso per il trattamento dei dati personali di cui al D.Lgs. n. 196/2003.</w:t>
       </w:r>
     </w:p>
     <w:p>
@@ -1463,7 +1535,20 @@
         <w:rPr>
           <w:lang w:eastAsia="en-US"/>
         </w:rPr>
+        <w:t>{{</w:t>
+      </w:r>
+      <w:r>
+        <w:rPr>
+          <w:highlight w:val="yellow"/>
+          <w:lang w:eastAsia="en-US"/>
+        </w:rPr>
         <w:t>24/08/2026</w:t>
+      </w:r>
+      <w:r>
+        <w:rPr>
+          <w:lang w:eastAsia="en-US"/>
+        </w:rPr>
+        <w:t>}}</w:t>
       </w:r>
     </w:p>
     <w:p>
@@ -1722,21 +1807,7 @@
         <w:rPr>
           <w:lang w:eastAsia="en-US"/>
         </w:rPr>
-        <w:t xml:space="preserve">13) adempimenti ai sensi del </w:t>
-      </w:r>
-      <w:proofErr w:type="spellStart"/>
-      <w:r>
-        <w:rPr>
-          <w:lang w:eastAsia="en-US"/>
-        </w:rPr>
-        <w:t>D.Lgs.</w:t>
-      </w:r>
-      <w:proofErr w:type="spellEnd"/>
-      <w:r>
-        <w:rPr>
-          <w:lang w:eastAsia="en-US"/>
-        </w:rPr>
-        <w:t xml:space="preserve"> n° 81/08</w:t>
+        <w:t>13) adempimenti ai sensi del D.Lgs. n° 81/08</w:t>
       </w:r>
     </w:p>
     <w:p>
@@ -2010,7 +2081,7 @@
         </mc:Choice>
         <mc:Fallback>
           <w:pict>
-            <v:line w14:anchorId="3CDDA9F0" id="Line 14" o:spid="_x0000_s1026" style="position:absolute;flip:y;z-index:251656704;visibility:visible;mso-wrap-style:square;mso-width-percent:0;mso-height-percent:0;mso-wrap-distance-left:9pt;mso-wrap-distance-top:0;mso-wrap-distance-right:9pt;mso-wrap-distance-bottom:0;mso-position-horizontal:absolute;mso-position-horizontal-relative:text;mso-position-vertical:absolute;mso-position-vertical-relative:text;mso-width-percent:0;mso-height-percent:0;mso-width-relative:page;mso-height-relative:page" from="-23pt,-3.45pt" to="500.5pt,-3.45pt" o:gfxdata="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" strokecolor="#7f7f7f"/>
+            <v:line w14:anchorId="3DB4729B" id="Line 14" o:spid="_x0000_s1026" style="position:absolute;flip:y;z-index:251656704;visibility:visible;mso-wrap-style:square;mso-width-percent:0;mso-height-percent:0;mso-wrap-distance-left:9pt;mso-wrap-distance-top:0;mso-wrap-distance-right:9pt;mso-wrap-distance-bottom:0;mso-position-horizontal:absolute;mso-position-horizontal-relative:text;mso-position-vertical:absolute;mso-position-vertical-relative:text;mso-width-percent:0;mso-height-percent:0;mso-width-relative:page;mso-height-relative:page" from="-23pt,-3.45pt" to="500.5pt,-3.45pt" o:gfxdata="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" strokecolor="#7f7f7f"/>
           </w:pict>
         </mc:Fallback>
       </mc:AlternateContent>
@@ -2155,7 +2226,6 @@
               <w:lang w:val="en-GB"/>
             </w:rPr>
           </w:pPr>
-          <w:proofErr w:type="spellStart"/>
           <w:r>
             <w:rPr>
               <w:rFonts w:ascii="Gotham Light" w:hAnsi="Gotham Light" w:cs="Arial"/>
@@ -2168,7 +2238,6 @@
             </w:rPr>
             <w:t>QTech</w:t>
           </w:r>
-          <w:proofErr w:type="spellEnd"/>
           <w:r>
             <w:rPr>
               <w:rFonts w:ascii="Gotham Light" w:hAnsi="Gotham Light" w:cs="Arial"/>
@@ -2179,33 +2248,7 @@
               <w:szCs w:val="14"/>
               <w:lang w:val="en-GB"/>
             </w:rPr>
-            <w:t xml:space="preserve"> </w:t>
-          </w:r>
-          <w:proofErr w:type="spellStart"/>
-          <w:r>
-            <w:rPr>
-              <w:rFonts w:ascii="Gotham Light" w:hAnsi="Gotham Light" w:cs="Arial"/>
-              <w:b/>
-              <w:smallCaps/>
-              <w:color w:val="808080"/>
-              <w:sz w:val="14"/>
-              <w:szCs w:val="14"/>
-              <w:lang w:val="en-GB"/>
-            </w:rPr>
-            <w:t>S.r.l</w:t>
-          </w:r>
-          <w:proofErr w:type="spellEnd"/>
-          <w:r>
-            <w:rPr>
-              <w:rFonts w:ascii="Gotham Light" w:hAnsi="Gotham Light" w:cs="Arial"/>
-              <w:b/>
-              <w:smallCaps/>
-              <w:color w:val="808080"/>
-              <w:sz w:val="14"/>
-              <w:szCs w:val="14"/>
-              <w:lang w:val="en-GB"/>
-            </w:rPr>
-            <w:t xml:space="preserve">. </w:t>
+            <w:t xml:space="preserve"> S.r.l. </w:t>
           </w:r>
         </w:p>
         <w:p>
@@ -2292,29 +2335,7 @@
               <w:sz w:val="10"/>
               <w:szCs w:val="10"/>
             </w:rPr>
-            <w:t xml:space="preserve"> </w:t>
-          </w:r>
-          <w:proofErr w:type="spellStart"/>
-          <w:r>
-            <w:rPr>
-              <w:rFonts w:ascii="Gotham Light" w:hAnsi="Gotham Light" w:cs="Arial"/>
-              <w:smallCaps/>
-              <w:color w:val="808080"/>
-              <w:sz w:val="10"/>
-              <w:szCs w:val="10"/>
-            </w:rPr>
-            <w:t>i.v</w:t>
-          </w:r>
-          <w:proofErr w:type="spellEnd"/>
-          <w:r>
-            <w:rPr>
-              <w:rFonts w:ascii="Gotham Light" w:hAnsi="Gotham Light" w:cs="Arial"/>
-              <w:smallCaps/>
-              <w:color w:val="808080"/>
-              <w:sz w:val="10"/>
-              <w:szCs w:val="10"/>
-            </w:rPr>
-            <w:t>.</w:t>
+            <w:t xml:space="preserve"> i.v.</w:t>
           </w:r>
         </w:p>
         <w:p>
@@ -3029,7 +3050,7 @@
         </mc:Choice>
         <mc:Fallback>
           <w:pict>
-            <v:line w14:anchorId="0FC8E2DF" id="Line 15" o:spid="_x0000_s1026" style="position:absolute;z-index:251657728;visibility:visible;mso-wrap-style:square;mso-width-percent:0;mso-height-percent:0;mso-wrap-distance-left:9pt;mso-wrap-distance-top:0;mso-wrap-distance-right:9pt;mso-wrap-distance-bottom:0;mso-position-horizontal:absolute;mso-position-horizontal-relative:text;mso-position-vertical:absolute;mso-position-vertical-relative:text;mso-width-percent:0;mso-height-percent:0;mso-width-relative:page;mso-height-relative:page" from="-18.55pt,9.7pt" to="504.2pt,10.45pt" o:gfxdata="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" strokecolor="#7f7f7f" strokeweight="1pt"/>
+            <v:line w14:anchorId="792605D3" id="Line 15" o:spid="_x0000_s1026" style="position:absolute;z-index:251657728;visibility:visible;mso-wrap-style:square;mso-width-percent:0;mso-height-percent:0;mso-wrap-distance-left:9pt;mso-wrap-distance-top:0;mso-wrap-distance-right:9pt;mso-wrap-distance-bottom:0;mso-position-horizontal:absolute;mso-position-horizontal-relative:text;mso-position-vertical:absolute;mso-position-vertical-relative:text;mso-width-percent:0;mso-height-percent:0;mso-width-relative:page;mso-height-relative:page" from="-18.55pt,9.7pt" to="504.2pt,10.45pt" o:gfxdata="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" strokecolor="#7f7f7f" strokeweight="1pt"/>
           </w:pict>
         </mc:Fallback>
       </mc:AlternateContent>
